--- a/Home-Assist/pcb/Schéma global contrôleur HA.docx
+++ b/Home-Assist/pcb/Schéma global contrôleur HA.docx
@@ -2374,7 +2374,7 @@
         <w:t xml:space="preserve">XIAO S3</w:t>
       </w:r>
       <w:r>
-        <w:t xml:space="preserve"> : antenne Wi-Fi sur câble u.FL, collée à l'intérieur du boîtier.</w:t>
+        <w:t xml:space="preserve"> : antenne Wi-Fi souple 40 × 20 mm (câble u.FL de 52 mm), collée contre la paroi gauche, à l'intérieur.</w:t>
       </w:r>
     </w:p>
     <w:p>
@@ -2393,27 +2393,7 @@
         <w:t xml:space="preserve">Wio-SX1262</w:t>
       </w:r>
       <w:r>
-        <w:t xml:space="preserve"> : antenne LoRa </w:t>
-      </w:r>
-      <w:r>
-        <w:rPr>
-          <w:b/>
-          <w:bCs/>
-        </w:rPr>
-        <w:t xml:space="preserve">sortie</w:t>
-      </w:r>
-      <w:r>
-        <w:t xml:space="preserve"> : câble u.FL → SMA femelle de traversée (≈ 10 cm, écrou sur la paroi arrière) et antenne </w:t>
-      </w:r>
-      <w:r>
-        <w:rPr>
-          <w:b/>
-          <w:bCs/>
-        </w:rPr>
-        <w:t xml:space="preserve">868 MHz</w:t>
-      </w:r>
-      <w:r>
-        <w:t xml:space="preserve"> vissée dessus.</w:t>
+        <w:t xml:space="preserve"> : antenne LoRa souple du kit, 40 × 10 mm (câble u.FL de 52 mm), collée en haut de la paroi droite, à l'intérieur (décidé le 2026-10-24 : plus de SMA de traversée ni d'antenne 868 MHz externe).</w:t>
       </w:r>
     </w:p>
     <w:p>
@@ -3083,9 +3063,9 @@
         </w:tblBorders>
       </w:tblPr>
       <w:tblGrid>
-        <w:gridCol w:w="890"/>
-        <w:gridCol w:w="8551"/>
-        <w:gridCol w:w="197"/>
+        <w:gridCol w:w="1020"/>
+        <w:gridCol w:w="8391"/>
+        <w:gridCol w:w="227"/>
       </w:tblGrid>
       <w:tr>
         <w:trPr>
@@ -3093,7 +3073,7 @@
         </w:trPr>
         <w:tc>
           <w:tcPr>
-            <w:tcW w:type="dxa" w:w="890"/>
+            <w:tcW w:type="dxa" w:w="1020"/>
             <w:tcBorders>
               <w:top w:val="single" w:color="999999" w:sz="4"/>
               <w:left w:val="single" w:color="999999" w:sz="4"/>
@@ -3120,7 +3100,7 @@
         </w:tc>
         <w:tc>
           <w:tcPr>
-            <w:tcW w:type="dxa" w:w="8551"/>
+            <w:tcW w:type="dxa" w:w="8391"/>
             <w:tcBorders>
               <w:top w:val="single" w:color="999999" w:sz="4"/>
               <w:left w:val="single" w:color="999999" w:sz="4"/>
@@ -3147,7 +3127,7 @@
         </w:tc>
         <w:tc>
           <w:tcPr>
-            <w:tcW w:type="dxa" w:w="197"/>
+            <w:tcW w:type="dxa" w:w="227"/>
             <w:tcBorders>
               <w:top w:val="single" w:color="999999" w:sz="4"/>
               <w:left w:val="single" w:color="999999" w:sz="4"/>
@@ -3179,7 +3159,7 @@
         </w:trPr>
         <w:tc>
           <w:tcPr>
-            <w:tcW w:type="dxa" w:w="890"/>
+            <w:tcW w:type="dxa" w:w="1020"/>
             <w:tcBorders>
               <w:top w:val="single" w:color="999999" w:sz="4"/>
               <w:left w:val="single" w:color="999999" w:sz="4"/>
@@ -3201,7 +3181,7 @@
         </w:tc>
         <w:tc>
           <w:tcPr>
-            <w:tcW w:type="dxa" w:w="8551"/>
+            <w:tcW w:type="dxa" w:w="8391"/>
             <w:tcBorders>
               <w:top w:val="single" w:color="999999" w:sz="4"/>
               <w:left w:val="single" w:color="999999" w:sz="4"/>
@@ -3223,7 +3203,7 @@
         </w:tc>
         <w:tc>
           <w:tcPr>
-            <w:tcW w:type="dxa" w:w="197"/>
+            <w:tcW w:type="dxa" w:w="227"/>
             <w:tcBorders>
               <w:top w:val="single" w:color="999999" w:sz="4"/>
               <w:left w:val="single" w:color="999999" w:sz="4"/>
@@ -3250,7 +3230,7 @@
         </w:trPr>
         <w:tc>
           <w:tcPr>
-            <w:tcW w:type="dxa" w:w="890"/>
+            <w:tcW w:type="dxa" w:w="1020"/>
             <w:tcBorders>
               <w:top w:val="single" w:color="999999" w:sz="4"/>
               <w:left w:val="single" w:color="999999" w:sz="4"/>
@@ -3272,7 +3252,7 @@
         </w:tc>
         <w:tc>
           <w:tcPr>
-            <w:tcW w:type="dxa" w:w="8551"/>
+            <w:tcW w:type="dxa" w:w="8391"/>
             <w:tcBorders>
               <w:top w:val="single" w:color="999999" w:sz="4"/>
               <w:left w:val="single" w:color="999999" w:sz="4"/>
@@ -3294,7 +3274,7 @@
         </w:tc>
         <w:tc>
           <w:tcPr>
-            <w:tcW w:type="dxa" w:w="197"/>
+            <w:tcW w:type="dxa" w:w="227"/>
             <w:tcBorders>
               <w:top w:val="single" w:color="999999" w:sz="4"/>
               <w:left w:val="single" w:color="999999" w:sz="4"/>
@@ -3321,7 +3301,7 @@
         </w:trPr>
         <w:tc>
           <w:tcPr>
-            <w:tcW w:type="dxa" w:w="890"/>
+            <w:tcW w:type="dxa" w:w="1020"/>
             <w:tcBorders>
               <w:top w:val="single" w:color="999999" w:sz="4"/>
               <w:left w:val="single" w:color="999999" w:sz="4"/>
@@ -3343,7 +3323,7 @@
         </w:tc>
         <w:tc>
           <w:tcPr>
-            <w:tcW w:type="dxa" w:w="8551"/>
+            <w:tcW w:type="dxa" w:w="8391"/>
             <w:tcBorders>
               <w:top w:val="single" w:color="999999" w:sz="4"/>
               <w:left w:val="single" w:color="999999" w:sz="4"/>
@@ -3365,7 +3345,7 @@
         </w:tc>
         <w:tc>
           <w:tcPr>
-            <w:tcW w:type="dxa" w:w="197"/>
+            <w:tcW w:type="dxa" w:w="227"/>
             <w:tcBorders>
               <w:top w:val="single" w:color="999999" w:sz="4"/>
               <w:left w:val="single" w:color="999999" w:sz="4"/>
@@ -3392,7 +3372,7 @@
         </w:trPr>
         <w:tc>
           <w:tcPr>
-            <w:tcW w:type="dxa" w:w="890"/>
+            <w:tcW w:type="dxa" w:w="1020"/>
             <w:tcBorders>
               <w:top w:val="single" w:color="999999" w:sz="4"/>
               <w:left w:val="single" w:color="999999" w:sz="4"/>
@@ -3414,7 +3394,7 @@
         </w:tc>
         <w:tc>
           <w:tcPr>
-            <w:tcW w:type="dxa" w:w="8551"/>
+            <w:tcW w:type="dxa" w:w="8391"/>
             <w:tcBorders>
               <w:top w:val="single" w:color="999999" w:sz="4"/>
               <w:left w:val="single" w:color="999999" w:sz="4"/>
@@ -3436,7 +3416,7 @@
         </w:tc>
         <w:tc>
           <w:tcPr>
-            <w:tcW w:type="dxa" w:w="197"/>
+            <w:tcW w:type="dxa" w:w="227"/>
             <w:tcBorders>
               <w:top w:val="single" w:color="999999" w:sz="4"/>
               <w:left w:val="single" w:color="999999" w:sz="4"/>
@@ -3463,7 +3443,7 @@
         </w:trPr>
         <w:tc>
           <w:tcPr>
-            <w:tcW w:type="dxa" w:w="890"/>
+            <w:tcW w:type="dxa" w:w="1020"/>
             <w:tcBorders>
               <w:top w:val="single" w:color="999999" w:sz="4"/>
               <w:left w:val="single" w:color="999999" w:sz="4"/>
@@ -3485,7 +3465,7 @@
         </w:tc>
         <w:tc>
           <w:tcPr>
-            <w:tcW w:type="dxa" w:w="8551"/>
+            <w:tcW w:type="dxa" w:w="8391"/>
             <w:tcBorders>
               <w:top w:val="single" w:color="999999" w:sz="4"/>
               <w:left w:val="single" w:color="999999" w:sz="4"/>
@@ -3507,7 +3487,7 @@
         </w:tc>
         <w:tc>
           <w:tcPr>
-            <w:tcW w:type="dxa" w:w="197"/>
+            <w:tcW w:type="dxa" w:w="227"/>
             <w:tcBorders>
               <w:top w:val="single" w:color="999999" w:sz="4"/>
               <w:left w:val="single" w:color="999999" w:sz="4"/>
@@ -3534,7 +3514,7 @@
         </w:trPr>
         <w:tc>
           <w:tcPr>
-            <w:tcW w:type="dxa" w:w="890"/>
+            <w:tcW w:type="dxa" w:w="1020"/>
             <w:tcBorders>
               <w:top w:val="single" w:color="999999" w:sz="4"/>
               <w:left w:val="single" w:color="999999" w:sz="4"/>
@@ -3556,7 +3536,7 @@
         </w:tc>
         <w:tc>
           <w:tcPr>
-            <w:tcW w:type="dxa" w:w="8551"/>
+            <w:tcW w:type="dxa" w:w="8391"/>
             <w:tcBorders>
               <w:top w:val="single" w:color="999999" w:sz="4"/>
               <w:left w:val="single" w:color="999999" w:sz="4"/>
@@ -3578,7 +3558,7 @@
         </w:tc>
         <w:tc>
           <w:tcPr>
-            <w:tcW w:type="dxa" w:w="197"/>
+            <w:tcW w:type="dxa" w:w="227"/>
             <w:tcBorders>
               <w:top w:val="single" w:color="999999" w:sz="4"/>
               <w:left w:val="single" w:color="999999" w:sz="4"/>
@@ -3605,7 +3585,7 @@
         </w:trPr>
         <w:tc>
           <w:tcPr>
-            <w:tcW w:type="dxa" w:w="890"/>
+            <w:tcW w:type="dxa" w:w="1020"/>
             <w:tcBorders>
               <w:top w:val="single" w:color="999999" w:sz="4"/>
               <w:left w:val="single" w:color="999999" w:sz="4"/>
@@ -3627,7 +3607,7 @@
         </w:tc>
         <w:tc>
           <w:tcPr>
-            <w:tcW w:type="dxa" w:w="8551"/>
+            <w:tcW w:type="dxa" w:w="8391"/>
             <w:tcBorders>
               <w:top w:val="single" w:color="999999" w:sz="4"/>
               <w:left w:val="single" w:color="999999" w:sz="4"/>
@@ -3649,7 +3629,7 @@
         </w:tc>
         <w:tc>
           <w:tcPr>
-            <w:tcW w:type="dxa" w:w="197"/>
+            <w:tcW w:type="dxa" w:w="227"/>
             <w:tcBorders>
               <w:top w:val="single" w:color="999999" w:sz="4"/>
               <w:left w:val="single" w:color="999999" w:sz="4"/>
@@ -3676,7 +3656,7 @@
         </w:trPr>
         <w:tc>
           <w:tcPr>
-            <w:tcW w:type="dxa" w:w="890"/>
+            <w:tcW w:type="dxa" w:w="1020"/>
             <w:tcBorders>
               <w:top w:val="single" w:color="999999" w:sz="4"/>
               <w:left w:val="single" w:color="999999" w:sz="4"/>
@@ -3698,7 +3678,7 @@
         </w:tc>
         <w:tc>
           <w:tcPr>
-            <w:tcW w:type="dxa" w:w="8551"/>
+            <w:tcW w:type="dxa" w:w="8391"/>
             <w:tcBorders>
               <w:top w:val="single" w:color="999999" w:sz="4"/>
               <w:left w:val="single" w:color="999999" w:sz="4"/>
@@ -3720,7 +3700,7 @@
         </w:tc>
         <w:tc>
           <w:tcPr>
-            <w:tcW w:type="dxa" w:w="197"/>
+            <w:tcW w:type="dxa" w:w="227"/>
             <w:tcBorders>
               <w:top w:val="single" w:color="999999" w:sz="4"/>
               <w:left w:val="single" w:color="999999" w:sz="4"/>
@@ -3747,7 +3727,7 @@
         </w:trPr>
         <w:tc>
           <w:tcPr>
-            <w:tcW w:type="dxa" w:w="890"/>
+            <w:tcW w:type="dxa" w:w="1020"/>
             <w:tcBorders>
               <w:top w:val="single" w:color="999999" w:sz="4"/>
               <w:left w:val="single" w:color="999999" w:sz="4"/>
@@ -3769,7 +3749,7 @@
         </w:tc>
         <w:tc>
           <w:tcPr>
-            <w:tcW w:type="dxa" w:w="8551"/>
+            <w:tcW w:type="dxa" w:w="8391"/>
             <w:tcBorders>
               <w:top w:val="single" w:color="999999" w:sz="4"/>
               <w:left w:val="single" w:color="999999" w:sz="4"/>
@@ -3791,7 +3771,7 @@
         </w:tc>
         <w:tc>
           <w:tcPr>
-            <w:tcW w:type="dxa" w:w="197"/>
+            <w:tcW w:type="dxa" w:w="227"/>
             <w:tcBorders>
               <w:top w:val="single" w:color="999999" w:sz="4"/>
               <w:left w:val="single" w:color="999999" w:sz="4"/>
@@ -3818,7 +3798,7 @@
         </w:trPr>
         <w:tc>
           <w:tcPr>
-            <w:tcW w:type="dxa" w:w="890"/>
+            <w:tcW w:type="dxa" w:w="1020"/>
             <w:tcBorders>
               <w:top w:val="single" w:color="999999" w:sz="4"/>
               <w:left w:val="single" w:color="999999" w:sz="4"/>
@@ -3840,7 +3820,7 @@
         </w:tc>
         <w:tc>
           <w:tcPr>
-            <w:tcW w:type="dxa" w:w="8551"/>
+            <w:tcW w:type="dxa" w:w="8391"/>
             <w:tcBorders>
               <w:top w:val="single" w:color="999999" w:sz="4"/>
               <w:left w:val="single" w:color="999999" w:sz="4"/>
@@ -3862,7 +3842,7 @@
         </w:tc>
         <w:tc>
           <w:tcPr>
-            <w:tcW w:type="dxa" w:w="197"/>
+            <w:tcW w:type="dxa" w:w="227"/>
             <w:tcBorders>
               <w:top w:val="single" w:color="999999" w:sz="4"/>
               <w:left w:val="single" w:color="999999" w:sz="4"/>
@@ -3889,7 +3869,7 @@
         </w:trPr>
         <w:tc>
           <w:tcPr>
-            <w:tcW w:type="dxa" w:w="890"/>
+            <w:tcW w:type="dxa" w:w="1020"/>
             <w:tcBorders>
               <w:top w:val="single" w:color="999999" w:sz="4"/>
               <w:left w:val="single" w:color="999999" w:sz="4"/>
@@ -3911,7 +3891,7 @@
         </w:tc>
         <w:tc>
           <w:tcPr>
-            <w:tcW w:type="dxa" w:w="8551"/>
+            <w:tcW w:type="dxa" w:w="8391"/>
             <w:tcBorders>
               <w:top w:val="single" w:color="999999" w:sz="4"/>
               <w:left w:val="single" w:color="999999" w:sz="4"/>
@@ -3933,7 +3913,7 @@
         </w:tc>
         <w:tc>
           <w:tcPr>
-            <w:tcW w:type="dxa" w:w="197"/>
+            <w:tcW w:type="dxa" w:w="227"/>
             <w:tcBorders>
               <w:top w:val="single" w:color="999999" w:sz="4"/>
               <w:left w:val="single" w:color="999999" w:sz="4"/>
@@ -3960,7 +3940,7 @@
         </w:trPr>
         <w:tc>
           <w:tcPr>
-            <w:tcW w:type="dxa" w:w="890"/>
+            <w:tcW w:type="dxa" w:w="1020"/>
             <w:tcBorders>
               <w:top w:val="single" w:color="999999" w:sz="4"/>
               <w:left w:val="single" w:color="999999" w:sz="4"/>
@@ -3982,7 +3962,7 @@
         </w:tc>
         <w:tc>
           <w:tcPr>
-            <w:tcW w:type="dxa" w:w="8551"/>
+            <w:tcW w:type="dxa" w:w="8391"/>
             <w:tcBorders>
               <w:top w:val="single" w:color="999999" w:sz="4"/>
               <w:left w:val="single" w:color="999999" w:sz="4"/>
@@ -4004,7 +3984,7 @@
         </w:tc>
         <w:tc>
           <w:tcPr>
-            <w:tcW w:type="dxa" w:w="197"/>
+            <w:tcW w:type="dxa" w:w="227"/>
             <w:tcBorders>
               <w:top w:val="single" w:color="999999" w:sz="4"/>
               <w:left w:val="single" w:color="999999" w:sz="4"/>
@@ -4031,7 +4011,7 @@
         </w:trPr>
         <w:tc>
           <w:tcPr>
-            <w:tcW w:type="dxa" w:w="890"/>
+            <w:tcW w:type="dxa" w:w="1020"/>
             <w:tcBorders>
               <w:top w:val="single" w:color="999999" w:sz="4"/>
               <w:left w:val="single" w:color="999999" w:sz="4"/>
@@ -4053,7 +4033,7 @@
         </w:tc>
         <w:tc>
           <w:tcPr>
-            <w:tcW w:type="dxa" w:w="8551"/>
+            <w:tcW w:type="dxa" w:w="8391"/>
             <w:tcBorders>
               <w:top w:val="single" w:color="999999" w:sz="4"/>
               <w:left w:val="single" w:color="999999" w:sz="4"/>
@@ -4075,7 +4055,7 @@
         </w:tc>
         <w:tc>
           <w:tcPr>
-            <w:tcW w:type="dxa" w:w="197"/>
+            <w:tcW w:type="dxa" w:w="227"/>
             <w:tcBorders>
               <w:top w:val="single" w:color="999999" w:sz="4"/>
               <w:left w:val="single" w:color="999999" w:sz="4"/>
@@ -4102,7 +4082,7 @@
         </w:trPr>
         <w:tc>
           <w:tcPr>
-            <w:tcW w:type="dxa" w:w="890"/>
+            <w:tcW w:type="dxa" w:w="1020"/>
             <w:tcBorders>
               <w:top w:val="single" w:color="999999" w:sz="4"/>
               <w:left w:val="single" w:color="999999" w:sz="4"/>
@@ -4124,7 +4104,7 @@
         </w:tc>
         <w:tc>
           <w:tcPr>
-            <w:tcW w:type="dxa" w:w="8551"/>
+            <w:tcW w:type="dxa" w:w="8391"/>
             <w:tcBorders>
               <w:top w:val="single" w:color="999999" w:sz="4"/>
               <w:left w:val="single" w:color="999999" w:sz="4"/>
@@ -4146,7 +4126,7 @@
         </w:tc>
         <w:tc>
           <w:tcPr>
-            <w:tcW w:type="dxa" w:w="197"/>
+            <w:tcW w:type="dxa" w:w="227"/>
             <w:tcBorders>
               <w:top w:val="single" w:color="999999" w:sz="4"/>
               <w:left w:val="single" w:color="999999" w:sz="4"/>
@@ -4173,7 +4153,7 @@
         </w:trPr>
         <w:tc>
           <w:tcPr>
-            <w:tcW w:type="dxa" w:w="890"/>
+            <w:tcW w:type="dxa" w:w="1020"/>
             <w:tcBorders>
               <w:top w:val="single" w:color="999999" w:sz="4"/>
               <w:left w:val="single" w:color="999999" w:sz="4"/>
@@ -4195,29 +4175,29 @@
         </w:tc>
         <w:tc>
           <w:tcPr>
-            <w:tcW w:type="dxa" w:w="8551"/>
-            <w:tcBorders>
-              <w:top w:val="single" w:color="999999" w:sz="4"/>
-              <w:left w:val="single" w:color="999999" w:sz="4"/>
-              <w:bottom w:val="single" w:color="999999" w:sz="4"/>
-              <w:right w:val="single" w:color="999999" w:sz="4"/>
-            </w:tcBorders>
-            <w:tcMar>
-              <w:top w:type="dxa" w:w="60"/>
-              <w:left w:type="dxa" w:w="100"/>
-              <w:bottom w:type="dxa" w:w="60"/>
-              <w:right w:type="dxa" w:w="100"/>
-            </w:tcMar>
-          </w:tcPr>
-          <w:p>
-            <w:r>
-              <w:t xml:space="preserve">Hors carte : bloc 12 V 1 A, interrupteur MTS-102, LED 5 mm verte, module DHT20, antenne 433 MHz SMA, antenne Wi-Fi u.FL, câble u.FL → SMA de traversée + antenne LoRa 868 MHz</w:t>
-            </w:r>
-          </w:p>
-        </w:tc>
-        <w:tc>
-          <w:tcPr>
-            <w:tcW w:type="dxa" w:w="197"/>
+            <w:tcW w:type="dxa" w:w="8391"/>
+            <w:tcBorders>
+              <w:top w:val="single" w:color="999999" w:sz="4"/>
+              <w:left w:val="single" w:color="999999" w:sz="4"/>
+              <w:bottom w:val="single" w:color="999999" w:sz="4"/>
+              <w:right w:val="single" w:color="999999" w:sz="4"/>
+            </w:tcBorders>
+            <w:tcMar>
+              <w:top w:type="dxa" w:w="60"/>
+              <w:left w:type="dxa" w:w="100"/>
+              <w:bottom w:type="dxa" w:w="60"/>
+              <w:right w:type="dxa" w:w="100"/>
+            </w:tcMar>
+          </w:tcPr>
+          <w:p>
+            <w:r>
+              <w:t xml:space="preserve">Hors carte : bloc 12 V 1 A, interrupteur MTS-102, LED 5 mm verte, module DHT20, antenne 433 MHz SMA, antennes souples Wi-Fi et LoRa (u.FL, fournies)</w:t>
+            </w:r>
+          </w:p>
+        </w:tc>
+        <w:tc>
+          <w:tcPr>
+            <w:tcW w:type="dxa" w:w="227"/>
             <w:tcBorders>
               <w:top w:val="single" w:color="999999" w:sz="4"/>
               <w:left w:val="single" w:color="999999" w:sz="4"/>
@@ -4266,7 +4246,13 @@
         </w:numPr>
       </w:pPr>
       <w:r>
-        <w:t xml:space="preserve">~~Cotes du DevKit 38 broches~~ : mesurées (55 × 28 mm, rangées à 25,5 mm, antenne 4,5 mm au-delà de la dernière broche, prise USB-C 6,5 mm) — </w:t>
+        <w:rPr>
+          <w:strike/>
+        </w:rPr>
+        <w:t xml:space="preserve">Cotes du DevKit 38 broches</w:t>
+      </w:r>
+      <w:r>
+        <w:t xml:space="preserve"> : mesurées (55 × 28 mm, rangées à 25,5 mm, antenne 4,5 mm au-delà de la dernière broche, prise USB-C 6,5 mm) — </w:t>
       </w:r>
       <w:r>
         <w:rPr>
@@ -4289,7 +4275,13 @@
         </w:numPr>
       </w:pPr>
       <w:r>
-        <w:t xml:space="preserve">~~Brochage du CC1101~~ : confirmé (photos du vendeur) ; position du connecteur mesurée (</w:t>
+        <w:rPr>
+          <w:strike/>
+        </w:rPr>
+        <w:t xml:space="preserve">Brochage du CC1101</w:t>
+      </w:r>
+      <w:r>
+        <w:t xml:space="preserve"> : confirmé (photos du vendeur) ; position du connecteur mesurée (</w:t>
       </w:r>
       <w:r>
         <w:rPr>
@@ -4312,7 +4304,13 @@
         </w:numPr>
       </w:pPr>
       <w:r>
-        <w:t xml:space="preserve">~~Cotes du MP1584EN~~ : d'après le modèle GrabCAD (8 trous, 2 par borne ; vue de dessus IN à droite, OUT à gauche, + en haut) — </w:t>
+        <w:rPr>
+          <w:strike/>
+        </w:rPr>
+        <w:t xml:space="preserve">Cotes du MP1584EN</w:t>
+      </w:r>
+      <w:r>
+        <w:t xml:space="preserve"> : d'après le modèle GrabCAD (8 trous, 2 par borne ; vue de dessus IN à droite, OUT à gauche, + en haut) — </w:t>
       </w:r>
       <w:r>
         <w:rPr>
@@ -4345,7 +4343,13 @@
         </w:numPr>
       </w:pPr>
       <w:r>
-        <w:t xml:space="preserve">~~Polarité du bloc 12 V~~ : centre +.</w:t>
+        <w:rPr>
+          <w:strike/>
+        </w:rPr>
+        <w:t xml:space="preserve">Polarité du bloc 12 V</w:t>
+      </w:r>
+      <w:r>
+        <w:t xml:space="preserve"> : centre +.</w:t>
       </w:r>
     </w:p>
     <w:p>
@@ -4384,7 +4388,18 @@
         <w:t xml:space="preserve">Arrière</w:t>
       </w:r>
       <w:r>
-        <w:t xml:space="preserve"> : jack 12 V (J1 au bord), SMA du CC1101 (module au bord, la prise traverse la paroi), SMA de traversée de l'antenne LoRa. - </w:t>
+        <w:t xml:space="preserve"> : jack 12 V (J1 au bord), SMA du CC1101 (module au bord, la prise traverse la paroi). Boîtier dessiné : </w:t>
+      </w:r>
+      <w:r>
+        <w:rPr>
+          <w:rFonts w:ascii="Consolas" w:cs="Consolas" w:eastAsia="Consolas" w:hAnsi="Consolas"/>
+          <w:sz w:val="19"/>
+          <w:szCs w:val="19"/>
+        </w:rPr>
+        <w:t xml:space="preserve">Home-Assist/boitier/Boîtier contrôleur HA.md</w:t>
+      </w:r>
+      <w:r>
+        <w:t xml:space="preserve">. - </w:t>
       </w:r>
       <w:r>
         <w:rPr>
